--- a/Received/7/7, Computer.docx
+++ b/Received/7/7, Computer.docx
@@ -313,7 +313,7 @@
           <w:b/>
           <w:bCs/>
         </w:rPr>
-        <w:t>Time: 2 hrs.</w:t>
+        <w:t xml:space="preserve">Time: </w:t>
       </w:r>
       <w:r>
         <w:rPr>
@@ -321,6 +321,22 @@
           <w:b/>
           <w:bCs/>
         </w:rPr>
+        <w:t>1</w:t>
+      </w:r>
+      <w:r>
+        <w:rPr>
+          <w:rFonts w:ascii="Times New Roman" w:hAnsi="Times New Roman"/>
+          <w:b/>
+          <w:bCs/>
+        </w:rPr>
+        <w:t xml:space="preserve"> hr.</w:t>
+      </w:r>
+      <w:r>
+        <w:rPr>
+          <w:rFonts w:ascii="Times New Roman" w:hAnsi="Times New Roman"/>
+          <w:b/>
+          <w:bCs/>
+        </w:rPr>
         <w:tab/>
       </w:r>
       <w:r>
@@ -338,7 +354,15 @@
           <w:bCs/>
         </w:rPr>
         <w:tab/>
-        <w:t>F.M.:50</w:t>
+        <w:t>F.M.:</w:t>
+      </w:r>
+      <w:r>
+        <w:rPr>
+          <w:rFonts w:ascii="Times New Roman" w:hAnsi="Times New Roman"/>
+          <w:b/>
+          <w:bCs/>
+        </w:rPr>
+        <w:t>25</w:t>
       </w:r>
     </w:p>
     <w:p>
@@ -1536,7 +1560,7 @@
           <w:b/>
           <w:bCs/>
         </w:rPr>
-        <w:t>Time: 2 hrs.</w:t>
+        <w:t xml:space="preserve">Time: </w:t>
       </w:r>
       <w:r>
         <w:rPr>
@@ -1544,6 +1568,22 @@
           <w:b/>
           <w:bCs/>
         </w:rPr>
+        <w:t>1</w:t>
+      </w:r>
+      <w:r>
+        <w:rPr>
+          <w:rFonts w:ascii="Times New Roman" w:hAnsi="Times New Roman"/>
+          <w:b/>
+          <w:bCs/>
+        </w:rPr>
+        <w:t xml:space="preserve"> hr.</w:t>
+      </w:r>
+      <w:r>
+        <w:rPr>
+          <w:rFonts w:ascii="Times New Roman" w:hAnsi="Times New Roman"/>
+          <w:b/>
+          <w:bCs/>
+        </w:rPr>
         <w:tab/>
       </w:r>
       <w:r>
@@ -1561,7 +1601,15 @@
           <w:bCs/>
         </w:rPr>
         <w:tab/>
-        <w:t>F.M.:50</w:t>
+        <w:t>F.M.:</w:t>
+      </w:r>
+      <w:r>
+        <w:rPr>
+          <w:rFonts w:ascii="Times New Roman" w:hAnsi="Times New Roman"/>
+          <w:b/>
+          <w:bCs/>
+        </w:rPr>
+        <w:t>25</w:t>
       </w:r>
     </w:p>
     <w:p>
